--- a/docs/np_fw_emmc_001.docx
+++ b/docs/np_fw_emmc_001.docx
@@ -25,7 +25,7 @@
     <w:p>
       <w:pPr/>
       <w:r>
-        <w:t>NP-FW-EMMC-001  Rev 2  |  2026-08-12  |  Pre-Storage-Code Baseline</w:t>
+        <w:t>NP-FW-EMMC-001  Rev 3  |  2026-09-24  |  Pre-Storage-Code Baseline</w:t>
       </w:r>
     </w:p>
     <w:p>
@@ -1414,7 +1414,7 @@
           </w:tcPr>
           <w:p>
             <w:r>
-              <w:t>256 bytes</w:t>
+              <w:t>512 bytes (= the XTS data unit, EMMC-UHDR-05) [ECR-EMMC-002, Rev 3; was 256 bytes]</w:t>
             </w:r>
           </w:p>
         </w:tc>
@@ -1424,7 +1424,7 @@
           </w:tcPr>
           <w:p>
             <w:r>
-              <w:t>256 bytes</w:t>
+              <w:t>512 bytes (= the XTS data unit, EMMC-UHDR-05) [ECR-EMMC-002, Rev 3; was 256 bytes]</w:t>
             </w:r>
           </w:p>
         </w:tc>
@@ -1434,7 +1434,7 @@
           </w:tcPr>
           <w:p>
             <w:r>
-              <w:t>256 bytes</w:t>
+              <w:t>512 bytes (= the XTS data unit, EMMC-UHDR-05) [ECR-EMMC-002, Rev 3; was 256 bytes]</w:t>
             </w:r>
           </w:p>
         </w:tc>
@@ -1456,7 +1456,7 @@
           </w:tcPr>
           <w:p>
             <w:r>
-              <w:t>256 bytes</w:t>
+              <w:t>512 bytes (= the XTS data unit, EMMC-UHDR-05) [ECR-EMMC-002, Rev 3; was 256 bytes]</w:t>
             </w:r>
           </w:p>
         </w:tc>
@@ -1466,7 +1466,7 @@
           </w:tcPr>
           <w:p>
             <w:r>
-              <w:t>256 bytes</w:t>
+              <w:t>512 bytes (= the XTS data unit, EMMC-UHDR-05) [ECR-EMMC-002, Rev 3; was 256 bytes]</w:t>
             </w:r>
           </w:p>
         </w:tc>
@@ -1476,7 +1476,7 @@
           </w:tcPr>
           <w:p>
             <w:r>
-              <w:t>256 bytes</w:t>
+              <w:t>512 bytes (= the XTS data unit, EMMC-UHDR-05) [ECR-EMMC-002, Rev 3; was 256 bytes]</w:t>
             </w:r>
           </w:p>
         </w:tc>
@@ -1771,6 +1771,76 @@
           <w:p>
             <w:r>
               <w:t>4,096 bytes</w:t>
+            </w:r>
+          </w:p>
+        </w:tc>
+      </w:tr>
+    </w:tbl>
+    <w:tbl>
+      <w:tblPr>
+        <w:tblStyle w:val="TableGrid"/>
+        <w:tblW w:type="auto" w:w="0"/>
+        <w:tblLook w:firstColumn="1" w:firstRow="1" w:lastColumn="0" w:lastRow="0" w:noHBand="0" w:noVBand="1" w:val="04A0"/>
+      </w:tblPr>
+      <w:tblGrid>
+        <w:gridCol w:w="8640"/>
+      </w:tblGrid>
+      <w:tr>
+        <w:tc>
+          <w:tcPr>
+            <w:tcW w:type="dxa" w:w="8640"/>
+            <w:shd w:val="clear" w:color="auto" w:fill="FCE4D6"/>
+          </w:tcPr>
+          <w:p>
+            <w:r>
+              <w:rPr>
+                <w:b/>
+                <w:color w:val="C00000"/>
+                <w:sz w:val="20"/>
+              </w:rPr>
+              <w:t>ECR-EMMC-002 APPLIED (2026-09-24, Rev 3) — read_size and prog_size are 512 bytes in all three columns, not the 256 this table printed through Rev 2.</w:t>
+            </w:r>
+            <w:r>
+              <w:br/>
+            </w:r>
+            <w:r>
+              <w:br/>
+            </w:r>
+            <w:r>
+              <w:rPr>
+                <w:b w:val="0"/>
+                <w:color w:val="404040"/>
+                <w:sz w:val="20"/>
+              </w:rPr>
+              <w:t>Why. EMMC-UHDR-05 sets the XTS data unit to 512 bytes "matching the LittleFS read_size and prog_size"; this table printed 256, so the two clauses contradicted each other. XTS encrypts a whole data unit under one tweak, so a 256-byte program into a 512-byte unit forces the encryption layer to read-modify-write the whole unit, and a power loss inside that rewrite damages the other half — bytes LittleFS has already committed and synced. That breaks the one property of the block-device contract every power-loss claim in §5 rests on: a program disturbs nothing outside itself.</w:t>
+            </w:r>
+            <w:r>
+              <w:br/>
+            </w:r>
+            <w:r>
+              <w:br/>
+            </w:r>
+            <w:r>
+              <w:rPr>
+                <w:b w:val="0"/>
+                <w:color w:val="404040"/>
+                <w:sz w:val="20"/>
+              </w:rPr>
+              <w:t>Evidence. NP-SOUP-LFS-001 Rev 4 §13.1.3 and Rev 5 §13.8: under a 512-byte read-modify-write tear model, the same power-loss sweep loses committed data at 256 (a durable Map 3 journal record, on the Config instance) and loses nothing at 512. The firmware enforces 512 at compile time (np_lfs_instance.c, np_lfs_log_instance.c) and at mount (np_lfs_config_validate, np_lfs_log_config_validate), and its tests require 256 to be refused.</w:t>
+            </w:r>
+            <w:r>
+              <w:br/>
+            </w:r>
+            <w:r>
+              <w:br/>
+            </w:r>
+            <w:r>
+              <w:rPr>
+                <w:b w:val="0"/>
+                <w:color w:val="404040"/>
+                <w:sz w:val="20"/>
+              </w:rPr>
+              <w:t>Consequences. cache_size is already a multiple of 512 in every column (4,096 / 4,096 / 512), so lfs_init()'s relations still hold and no other value moves. Every other value in this table stands, and the firmware now implements the Config column exactly as printed (OI-LFS-10 closed, NP-SOUP-LFS-001 Rev 6 §13.9). The superseded 256 is retained in each changed cell as the record of what was specified. ECR-EMMC-001 (NP-FW-NVRAM-001 §3.3.1.4) is a separate change and is not applied by this revision.</w:t>
             </w:r>
           </w:p>
         </w:tc>
@@ -7070,6 +7140,48 @@
           </w:p>
         </w:tc>
       </w:tr>
+      <w:tr>
+        <w:tc>
+          <w:tcPr>
+            <w:tcW w:type="dxa" w:w="2160"/>
+          </w:tcPr>
+          <w:p>
+            <w:r>
+              <w:t>3</w:t>
+            </w:r>
+          </w:p>
+        </w:tc>
+        <w:tc>
+          <w:tcPr>
+            <w:tcW w:type="dxa" w:w="2160"/>
+          </w:tcPr>
+          <w:p>
+            <w:r>
+              <w:t>2026-09-24</w:t>
+            </w:r>
+          </w:p>
+        </w:tc>
+        <w:tc>
+          <w:tcPr>
+            <w:tcW w:type="dxa" w:w="2160"/>
+          </w:tcPr>
+          <w:p>
+            <w:r>
+              <w:t>NeurOne Firmware Engineering</w:t>
+            </w:r>
+          </w:p>
+        </w:tc>
+        <w:tc>
+          <w:tcPr>
+            <w:tcW w:type="dxa" w:w="2160"/>
+          </w:tcPr>
+          <w:p>
+            <w:r>
+              <w:t>ECR-EMMC-002 applied. §5.2 EMMC-FS-01: read_size and prog_size 256 -&gt; 512 bytes in the UHDR, SHDR and Config columns, resolving the contradiction with EMMC-UHDR-05 (XTS data unit 512 bytes "matching the LittleFS read_size and prog_size"). A program smaller than the XTS unit forces a read-modify-write of a unit whose other half is already committed, and a power loss inside it loses committed data — shown by sweep in NP-SOUP-LFS-001 Rev 4 §13.1.3 / Rev 5 §13.8 (GitHub #382, #424). Nothing deleted: the superseded 256 is kept in each changed cell and a banner records the change under the table. No other value changes; the firmware now implements every other EMMC-FS-01 value as printed (OI-LFS-10 closed). ECR-EMMC-001 not applied here.</w:t>
+            </w:r>
+          </w:p>
+        </w:tc>
+      </w:tr>
     </w:tbl>
     <w:sectPr>
       <w:headerReference w:type="default" r:id="rId9"/>
